--- a/flood-prediction-review/waa_manuscript.docx
+++ b/flood-prediction-review/waa_manuscript.docx
@@ -18,7 +18,17 @@
         <w:pStyle w:val="StyleCenteredAfter24pt"/>
       </w:pPr>
       <w:r>
-        <w:t>(Author Name)</w:t>
+        <w:t>Tatsuki Onishi</w:t>
+      </w:r>
+    </w:p>
+    <w:p>
+      <w:pPr/>
+      <w:r>
+        <w:rPr>
+          <w:b w:val="0"/>
+          <w:i w:val="0"/>
+        </w:rPr>
+        <w:t>Tatsuki Onishi</w:t>
       </w:r>
     </w:p>
     <w:p>
@@ -29,7 +39,7 @@
           <w:i w:val="0"/>
           <w:color w:val="FF0000"/>
         </w:rPr>
-        <w:t>(Author name)</w:t>
+        <w:t>(Position)</w:t>
       </w:r>
     </w:p>
     <w:p>
@@ -40,7 +50,7 @@
           <w:i w:val="0"/>
           <w:color w:val="FF0000"/>
         </w:rPr>
-        <w:t>(Position)</w:t>
+        <w:t>(Affiliation)</w:t>
       </w:r>
     </w:p>
     <w:p>
@@ -51,7 +61,7 @@
           <w:i w:val="0"/>
           <w:color w:val="FF0000"/>
         </w:rPr>
-        <w:t>(Affiliation)</w:t>
+        <w:t>(City, Country)</w:t>
       </w:r>
     </w:p>
     <w:p>
@@ -62,17 +72,6 @@
           <w:i w:val="0"/>
           <w:color w:val="FF0000"/>
         </w:rPr>
-        <w:t>(City, Country)</w:t>
-      </w:r>
-    </w:p>
-    <w:p>
-      <w:pPr/>
-      <w:r>
-        <w:rPr>
-          <w:b w:val="0"/>
-          <w:i w:val="0"/>
-          <w:color w:val="FF0000"/>
-        </w:rPr>
         <w:t>(Email address)</w:t>
       </w:r>
     </w:p>
@@ -90,6 +89,42 @@
         <w:pStyle w:val="Titre1"/>
       </w:pPr>
       <w:r>
+        <w:t>Declaration of interest</w:t>
+      </w:r>
+    </w:p>
+    <w:p>
+      <w:pPr/>
+      <w:r>
+        <w:rPr>
+          <w:b w:val="0"/>
+          <w:i w:val="0"/>
+        </w:rPr>
+        <w:t>The author declares no conflicts of interest.</w:t>
+      </w:r>
+    </w:p>
+    <w:p>
+      <w:pPr>
+        <w:pStyle w:val="Titre1"/>
+      </w:pPr>
+      <w:r>
+        <w:t>Funding</w:t>
+      </w:r>
+    </w:p>
+    <w:p>
+      <w:pPr/>
+      <w:r>
+        <w:rPr>
+          <w:b w:val="0"/>
+          <w:i w:val="0"/>
+        </w:rPr>
+        <w:t>This work received no external funding.</w:t>
+      </w:r>
+    </w:p>
+    <w:p>
+      <w:pPr>
+        <w:pStyle w:val="Titre1"/>
+      </w:pPr>
+      <w:r>
         <w:t>Acknowledgements</w:t>
       </w:r>
     </w:p>
@@ -100,7 +135,7 @@
           <w:b w:val="0"/>
           <w:i w:val="0"/>
         </w:rPr>
-        <w:t>The authors gratefully acknowledge the National Research Institute for Earth Science and Disaster Resilience (NIED) for rainfall and disaster data, the Ministry of Land, Infrastructure, Transport and Tourism (MLIT) Chugoku Regional Development Bureau for Oda River–Takahashi River basin data, and the Geological Survey of Japan (GSJ/AIST) for subsurface geological data of the Kanto Plain.</w:t>
+        <w:t>None</w:t>
       </w:r>
     </w:p>
     <w:p>
@@ -108,17 +143,35 @@
         <w:pStyle w:val="Titre1"/>
       </w:pPr>
       <w:r>
-        <w:t>AI use declaration</w:t>
-      </w:r>
-    </w:p>
-    <w:p>
-      <w:pPr/>
-      <w:r>
-        <w:rPr>
-          <w:b w:val="0"/>
-          <w:i w:val="0"/>
-        </w:rPr>
-        <w:t>AI-assisted tools were used for literature search, data compilation, and manuscript drafting support. All analytical content, interpretations, and conclusions were independently verified and are the sole responsibility of the authors.</w:t>
+        <w:t>Declaration of generative artificial intelligence (AI) in scientific writing</w:t>
+      </w:r>
+    </w:p>
+    <w:p>
+      <w:pPr/>
+      <w:r>
+        <w:rPr>
+          <w:b w:val="0"/>
+          <w:i w:val="0"/>
+        </w:rPr>
+        <w:t>We used devin.ai to help with formatting the text and choosing words that suited the tone, and to help writing codes. The author takes full responsibility for the accuracy and content of the manuscript.</w:t>
+      </w:r>
+    </w:p>
+    <w:p>
+      <w:pPr>
+        <w:pStyle w:val="Titre1"/>
+      </w:pPr>
+      <w:r>
+        <w:t>Authors contribution</w:t>
+      </w:r>
+    </w:p>
+    <w:p>
+      <w:pPr/>
+      <w:r>
+        <w:rPr>
+          <w:b w:val="0"/>
+          <w:i w:val="0"/>
+        </w:rPr>
+        <w:t>O.T.: Conceptualisation, Methodology, Software, Formal analysis, Writing – original draft, Writing – review and editing</w:t>
       </w:r>
     </w:p>
     <w:p>
